--- a/assets/plantilla/Conformidad Sanitaria De Ocupación Para Dotación.docx
+++ b/assets/plantilla/Conformidad Sanitaria De Ocupación Para Dotación.docx
@@ -1,6 +1,6 @@
 
 <file path=word/document.xml><?xml version="1.0" encoding="utf-8"?>
-<w:document xmlns:wpc="http://schemas.microsoft.com/office/word/2010/wordprocessingCanvas" xmlns:cx="http://schemas.microsoft.com/office/drawing/2014/chartex" xmlns:cx1="http://schemas.microsoft.com/office/drawing/2015/9/8/chartex" xmlns:mc="http://schemas.openxmlformats.org/markup-compatibility/2006" xmlns:o="urn:schemas-microsoft-com:office:office" xmlns:r="http://schemas.openxmlformats.org/officeDocument/2006/relationships" xmlns:m="http://schemas.openxmlformats.org/officeDocument/2006/math" xmlns:v="urn:schemas-microsoft-com:vml" xmlns:wp14="http://schemas.microsoft.com/office/word/2010/wordprocessingDrawing" xmlns:wp="http://schemas.openxmlformats.org/drawingml/2006/wordprocessingDrawing" xmlns:w10="urn:schemas-microsoft-com:office:word" xmlns:w="http://schemas.openxmlformats.org/wordprocessingml/2006/main" xmlns:w14="http://schemas.microsoft.com/office/word/2010/wordml" xmlns:w15="http://schemas.microsoft.com/office/word/2012/wordml" xmlns:w16se="http://schemas.microsoft.com/office/word/2015/wordml/symex" xmlns:wpg="http://schemas.microsoft.com/office/word/2010/wordprocessingGroup" xmlns:wpi="http://schemas.microsoft.com/office/word/2010/wordprocessingInk" xmlns:wne="http://schemas.microsoft.com/office/word/2006/wordml" xmlns:wps="http://schemas.microsoft.com/office/word/2010/wordprocessingShape" mc:Ignorable="w14 w15 w16se wp14">
+<w:document xmlns:wpc="http://schemas.microsoft.com/office/word/2010/wordprocessingCanvas" xmlns:cx="http://schemas.microsoft.com/office/drawing/2014/chartex" xmlns:cx1="http://schemas.microsoft.com/office/drawing/2015/9/8/chartex" xmlns:cx2="http://schemas.microsoft.com/office/drawing/2015/10/21/chartex" xmlns:cx3="http://schemas.microsoft.com/office/drawing/2016/5/9/chartex" xmlns:cx4="http://schemas.microsoft.com/office/drawing/2016/5/10/chartex" xmlns:cx5="http://schemas.microsoft.com/office/drawing/2016/5/11/chartex" xmlns:cx6="http://schemas.microsoft.com/office/drawing/2016/5/12/chartex" xmlns:cx7="http://schemas.microsoft.com/office/drawing/2016/5/13/chartex" xmlns:cx8="http://schemas.microsoft.com/office/drawing/2016/5/14/chartex" xmlns:mc="http://schemas.openxmlformats.org/markup-compatibility/2006" xmlns:aink="http://schemas.microsoft.com/office/drawing/2016/ink" xmlns:am3d="http://schemas.microsoft.com/office/drawing/2017/model3d" xmlns:o="urn:schemas-microsoft-com:office:office" xmlns:oel="http://schemas.microsoft.com/office/2019/extlst" xmlns:r="http://schemas.openxmlformats.org/officeDocument/2006/relationships" xmlns:m="http://schemas.openxmlformats.org/officeDocument/2006/math" xmlns:v="urn:schemas-microsoft-com:vml" xmlns:wp14="http://schemas.microsoft.com/office/word/2010/wordprocessingDrawing" xmlns:wp="http://schemas.openxmlformats.org/drawingml/2006/wordprocessingDrawing" xmlns:w10="urn:schemas-microsoft-com:office:word" xmlns:w="http://schemas.openxmlformats.org/wordprocessingml/2006/main" xmlns:w14="http://schemas.microsoft.com/office/word/2010/wordml" xmlns:w15="http://schemas.microsoft.com/office/word/2012/wordml" xmlns:w16cex="http://schemas.microsoft.com/office/word/2018/wordml/cex" xmlns:w16cid="http://schemas.microsoft.com/office/word/2016/wordml/cid" xmlns:w16="http://schemas.microsoft.com/office/word/2018/wordml" xmlns:w16du="http://schemas.microsoft.com/office/word/2023/wordml/word16du" xmlns:w16sdtdh="http://schemas.microsoft.com/office/word/2020/wordml/sdtdatahash" xmlns:w16sdtfl="http://schemas.microsoft.com/office/word/2024/wordml/sdtformatlock" xmlns:w16se="http://schemas.microsoft.com/office/word/2015/wordml/symex" xmlns:wpg="http://schemas.microsoft.com/office/word/2010/wordprocessingGroup" xmlns:wpi="http://schemas.microsoft.com/office/word/2010/wordprocessingInk" xmlns:wne="http://schemas.microsoft.com/office/word/2006/wordml" xmlns:wps="http://schemas.microsoft.com/office/word/2010/wordprocessingShape" mc:Ignorable="w14 w15 w16se w16cid w16 w16cex w16sdtdh w16sdtfl w16du wp14">
   <w:body>
     <w:p>
       <w:pPr>
@@ -166,7 +166,23 @@
           <w:sz w:val="20"/>
           <w:szCs w:val="20"/>
         </w:rPr>
-        <w:t xml:space="preserve">Reciba un cordial saludo la presente es para solicitar ante su despacho la : </w:t>
+        <w:t xml:space="preserve">Reciba un cordial saludo la presente es para solicitar ante su despacho </w:t>
+      </w:r>
+      <w:proofErr w:type="gramStart"/>
+      <w:r>
+        <w:rPr>
+          <w:sz w:val="20"/>
+          <w:szCs w:val="20"/>
+        </w:rPr>
+        <w:t>la :</w:t>
+      </w:r>
+      <w:proofErr w:type="gramEnd"/>
+      <w:r>
+        <w:rPr>
+          <w:sz w:val="20"/>
+          <w:szCs w:val="20"/>
+        </w:rPr>
+        <w:t xml:space="preserve"> </w:t>
       </w:r>
       <w:sdt>
         <w:sdtPr>
@@ -205,7 +221,23 @@
           <w:sz w:val="20"/>
           <w:szCs w:val="20"/>
         </w:rPr>
-        <w:t xml:space="preserve"> de la Conformidad Sanitaria de Ocupación del establecimiento (CSO): </w:t>
+        <w:t xml:space="preserve"> de la Conformidad Sanitaria de Ocupación del establecimiento (</w:t>
+      </w:r>
+      <w:proofErr w:type="spellStart"/>
+      <w:r>
+        <w:rPr>
+          <w:sz w:val="20"/>
+          <w:szCs w:val="20"/>
+        </w:rPr>
+        <w:t>CSO</w:t>
+      </w:r>
+      <w:proofErr w:type="spellEnd"/>
+      <w:r>
+        <w:rPr>
+          <w:sz w:val="20"/>
+          <w:szCs w:val="20"/>
+        </w:rPr>
+        <w:t xml:space="preserve">): </w:t>
       </w:r>
       <w:sdt>
         <w:sdtPr>
@@ -333,7 +365,39 @@
           <w:sz w:val="20"/>
           <w:szCs w:val="20"/>
         </w:rPr>
-        <w:t xml:space="preserve"> C.I.N°:</w:t>
+        <w:t xml:space="preserve"> </w:t>
+      </w:r>
+      <w:proofErr w:type="spellStart"/>
+      <w:r>
+        <w:rPr>
+          <w:sz w:val="20"/>
+          <w:szCs w:val="20"/>
+        </w:rPr>
+        <w:t>C.</w:t>
+      </w:r>
+      <w:proofErr w:type="gramStart"/>
+      <w:r>
+        <w:rPr>
+          <w:sz w:val="20"/>
+          <w:szCs w:val="20"/>
+        </w:rPr>
+        <w:t>I.N</w:t>
+      </w:r>
+      <w:proofErr w:type="gramEnd"/>
+      <w:r>
+        <w:rPr>
+          <w:sz w:val="20"/>
+          <w:szCs w:val="20"/>
+        </w:rPr>
+        <w:t>°</w:t>
+      </w:r>
+      <w:proofErr w:type="spellEnd"/>
+      <w:r>
+        <w:rPr>
+          <w:sz w:val="20"/>
+          <w:szCs w:val="20"/>
+        </w:rPr>
+        <w:t>:</w:t>
       </w:r>
       <w:r>
         <w:rPr>
@@ -433,69 +497,178 @@
       <w:r>
         <w:rPr>
           <w:noProof/>
-          <w:lang w:val="en-US"/>
-        </w:rPr>
-        <w:drawing>
-          <wp:anchor distT="0" distB="0" distL="114300" distR="114300" simplePos="0" relativeHeight="251658240" behindDoc="0" locked="0" layoutInCell="1" allowOverlap="1" wp14:anchorId="7B9F2698" wp14:editId="65D2557D">
-            <wp:simplePos x="0" y="0"/>
-            <wp:positionH relativeFrom="column">
-              <wp:posOffset>-720090</wp:posOffset>
-            </wp:positionH>
-            <wp:positionV relativeFrom="paragraph">
-              <wp:posOffset>-635</wp:posOffset>
-            </wp:positionV>
-            <wp:extent cx="7753350" cy="6858635"/>
-            <wp:effectExtent l="0" t="0" r="0" b="0"/>
-            <wp:wrapNone/>
-            <wp:docPr id="1" name="Imagen 1"/>
-            <wp:cNvGraphicFramePr>
-              <a:graphicFrameLocks xmlns:a="http://schemas.openxmlformats.org/drawingml/2006/main" noChangeAspect="1"/>
-            </wp:cNvGraphicFramePr>
-            <a:graphic xmlns:a="http://schemas.openxmlformats.org/drawingml/2006/main">
-              <a:graphicData uri="http://schemas.openxmlformats.org/drawingml/2006/picture">
-                <pic:pic xmlns:pic="http://schemas.openxmlformats.org/drawingml/2006/picture">
-                  <pic:nvPicPr>
-                    <pic:cNvPr id="1" name="Conformidad Sanitaria De Ocupación Para Dotación.jpg"/>
-                    <pic:cNvPicPr/>
-                  </pic:nvPicPr>
-                  <pic:blipFill>
-                    <a:blip r:embed="rId4" cstate="print">
-                      <a:extLst>
-                        <a:ext uri="{28A0092B-C50C-407E-A947-70E740481C1C}">
-                          <a14:useLocalDpi xmlns:a14="http://schemas.microsoft.com/office/drawing/2010/main" val="0"/>
-                        </a:ext>
-                      </a:extLst>
-                    </a:blip>
-                    <a:stretch>
-                      <a:fillRect/>
-                    </a:stretch>
-                  </pic:blipFill>
-                  <pic:spPr>
-                    <a:xfrm>
-                      <a:off x="0" y="0"/>
-                      <a:ext cx="7753350" cy="6858635"/>
-                    </a:xfrm>
-                    <a:prstGeom prst="rect">
-                      <a:avLst/>
-                    </a:prstGeom>
-                  </pic:spPr>
-                </pic:pic>
-              </a:graphicData>
-            </a:graphic>
-            <wp14:sizeRelH relativeFrom="margin">
-              <wp14:pctWidth>0</wp14:pctWidth>
-            </wp14:sizeRelH>
-          </wp:anchor>
-        </w:drawing>
+        </w:rPr>
+        <mc:AlternateContent>
+          <mc:Choice Requires="wpg">
+            <w:drawing>
+              <wp:anchor distT="0" distB="0" distL="114300" distR="114300" simplePos="0" relativeHeight="251660288" behindDoc="0" locked="0" layoutInCell="1" allowOverlap="1" wp14:anchorId="3220D151" wp14:editId="41CF0869">
+                <wp:simplePos x="0" y="0"/>
+                <wp:positionH relativeFrom="column">
+                  <wp:posOffset>-720090</wp:posOffset>
+                </wp:positionH>
+                <wp:positionV relativeFrom="paragraph">
+                  <wp:posOffset>-413</wp:posOffset>
+                </wp:positionV>
+                <wp:extent cx="7753350" cy="7420934"/>
+                <wp:effectExtent l="0" t="0" r="0" b="8890"/>
+                <wp:wrapNone/>
+                <wp:docPr id="1593102546" name="Grupo 2"/>
+                <wp:cNvGraphicFramePr/>
+                <a:graphic xmlns:a="http://schemas.openxmlformats.org/drawingml/2006/main">
+                  <a:graphicData uri="http://schemas.microsoft.com/office/word/2010/wordprocessingGroup">
+                    <wpg:wgp>
+                      <wpg:cNvGrpSpPr/>
+                      <wpg:grpSpPr>
+                        <a:xfrm>
+                          <a:off x="0" y="0"/>
+                          <a:ext cx="7753350" cy="7420934"/>
+                          <a:chOff x="0" y="0"/>
+                          <a:chExt cx="7753350" cy="7420934"/>
+                        </a:xfrm>
+                      </wpg:grpSpPr>
+                      <pic:pic xmlns:pic="http://schemas.openxmlformats.org/drawingml/2006/picture">
+                        <pic:nvPicPr>
+                          <pic:cNvPr id="974189682" name="Imagen 1"/>
+                          <pic:cNvPicPr>
+                            <a:picLocks noChangeAspect="1"/>
+                          </pic:cNvPicPr>
+                        </pic:nvPicPr>
+                        <pic:blipFill>
+                          <a:blip r:embed="rId4" cstate="print">
+                            <a:extLst>
+                              <a:ext uri="{28A0092B-C50C-407E-A947-70E740481C1C}">
+                                <a14:useLocalDpi xmlns:a14="http://schemas.microsoft.com/office/drawing/2010/main" val="0"/>
+                              </a:ext>
+                            </a:extLst>
+                          </a:blip>
+                          <a:stretch>
+                            <a:fillRect/>
+                          </a:stretch>
+                        </pic:blipFill>
+                        <pic:spPr>
+                          <a:xfrm>
+                            <a:off x="0" y="0"/>
+                            <a:ext cx="7753350" cy="6858635"/>
+                          </a:xfrm>
+                          <a:prstGeom prst="rect">
+                            <a:avLst/>
+                          </a:prstGeom>
+                        </pic:spPr>
+                      </pic:pic>
+                      <wps:wsp>
+                        <wps:cNvPr id="1148703581" name="Cuadro de texto 1"/>
+                        <wps:cNvSpPr txBox="1">
+                          <a:spLocks noChangeArrowheads="1"/>
+                        </wps:cNvSpPr>
+                        <wps:spPr bwMode="auto">
+                          <a:xfrm>
+                            <a:off x="659219" y="6836734"/>
+                            <a:ext cx="6549390" cy="584200"/>
+                          </a:xfrm>
+                          <a:prstGeom prst="rect">
+                            <a:avLst/>
+                          </a:prstGeom>
+                          <a:solidFill>
+                            <a:srgbClr val="FFFFFF"/>
+                          </a:solidFill>
+                          <a:ln w="9525">
+                            <a:noFill/>
+                            <a:miter lim="800000"/>
+                            <a:headEnd/>
+                            <a:tailEnd/>
+                          </a:ln>
+                        </wps:spPr>
+                        <wps:txbx>
+                          <w:txbxContent>
+                            <w:p>
+                              <w:pPr>
+                                <w:jc w:val="both"/>
+                                <w:rPr>
+                                  <w:b/>
+                                  <w:sz w:val="20"/>
+                                </w:rPr>
+                              </w:pPr>
+                              <w:r>
+                                <w:rPr>
+                                  <w:b/>
+                                  <w:sz w:val="20"/>
+                                </w:rPr>
+                                <w:t>Nota: Los recaudos deben ser consignados por el representante legal, por una persona autorizada mediante poder notariado o, en su defecto, por un trabajador de la organización que presente los soportes que acrediten su vínculo laboral.</w:t>
+                              </w:r>
+                            </w:p>
+                          </w:txbxContent>
+                        </wps:txbx>
+                        <wps:bodyPr rot="0" vertOverflow="clip" horzOverflow="clip" vert="horz" wrap="square" lIns="91440" tIns="45720" rIns="91440" bIns="45720" anchor="t" anchorCtr="0">
+                          <a:noAutofit/>
+                        </wps:bodyPr>
+                      </wps:wsp>
+                    </wpg:wgp>
+                  </a:graphicData>
+                </a:graphic>
+              </wp:anchor>
+            </w:drawing>
+          </mc:Choice>
+          <mc:Fallback>
+            <w:pict>
+              <v:group w14:anchorId="3220D151" id="Grupo 2" o:spid="_x0000_s1026" style="position:absolute;margin-left:-56.7pt;margin-top:-.05pt;width:610.5pt;height:584.35pt;z-index:251660288" coordsize="77533,74209" o:gfxdata="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">
+                <v:shapetype id="_x0000_t75" coordsize="21600,21600" o:spt="75" o:preferrelative="t" path="m@4@5l@4@11@9@11@9@5xe" filled="f" stroked="f">
+                  <v:stroke joinstyle="miter"/>
+                  <v:formulas>
+                    <v:f eqn="if lineDrawn pixelLineWidth 0"/>
+                    <v:f eqn="sum @0 1 0"/>
+                    <v:f eqn="sum 0 0 @1"/>
+                    <v:f eqn="prod @2 1 2"/>
+                    <v:f eqn="prod @3 21600 pixelWidth"/>
+                    <v:f eqn="prod @3 21600 pixelHeight"/>
+                    <v:f eqn="sum @0 0 1"/>
+                    <v:f eqn="prod @6 1 2"/>
+                    <v:f eqn="prod @7 21600 pixelWidth"/>
+                    <v:f eqn="sum @8 21600 0"/>
+                    <v:f eqn="prod @7 21600 pixelHeight"/>
+                    <v:f eqn="sum @10 21600 0"/>
+                  </v:formulas>
+                  <v:path o:extrusionok="f" gradientshapeok="t" o:connecttype="rect"/>
+                  <o:lock v:ext="edit" aspectratio="t"/>
+                </v:shapetype>
+                <v:shape id="Imagen 1" o:spid="_x0000_s1027" type="#_x0000_t75" style="position:absolute;width:77533;height:68586;visibility:visible;mso-wrap-style:square" o:gfxdata="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">
+                  <v:imagedata r:id="rId5" o:title=""/>
+                </v:shape>
+                <v:shapetype id="_x0000_t202" coordsize="21600,21600" o:spt="202" path="m,l,21600r21600,l21600,xe">
+                  <v:stroke joinstyle="miter"/>
+                  <v:path gradientshapeok="t" o:connecttype="rect"/>
+                </v:shapetype>
+                <v:shape id="Cuadro de texto 1" o:spid="_x0000_s1028" type="#_x0000_t202" style="position:absolute;left:6592;top:68367;width:65494;height:5842;visibility:visible;mso-wrap-style:square;v-text-anchor:top" o:gfxdata="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" stroked="f">
+                  <v:textbox>
+                    <w:txbxContent>
+                      <w:p>
+                        <w:pPr>
+                          <w:jc w:val="both"/>
+                          <w:rPr>
+                            <w:b/>
+                            <w:sz w:val="20"/>
+                          </w:rPr>
+                        </w:pPr>
+                        <w:r>
+                          <w:rPr>
+                            <w:b/>
+                            <w:sz w:val="20"/>
+                          </w:rPr>
+                          <w:t>Nota: Los recaudos deben ser consignados por el representante legal, por una persona autorizada mediante poder notariado o, en su defecto, por un trabajador de la organización que presente los soportes que acrediten su vínculo laboral.</w:t>
+                        </w:r>
+                      </w:p>
+                    </w:txbxContent>
+                  </v:textbox>
+                </v:shape>
+              </v:group>
+            </w:pict>
+          </mc:Fallback>
+        </mc:AlternateContent>
       </w:r>
     </w:p>
     <w:p/>
     <w:p/>
     <w:p/>
-    <w:p>
-      <w:bookmarkStart w:id="0" w:name="_GoBack"/>
-      <w:bookmarkEnd w:id="0"/>
-    </w:p>
+    <w:p/>
     <w:sectPr>
       <w:pgSz w:w="12240" w:h="20160" w:code="5"/>
       <w:pgMar w:top="720" w:right="1134" w:bottom="839" w:left="1134" w:header="709" w:footer="709" w:gutter="0"/>
@@ -507,7 +680,7 @@
 </file>
 
 <file path=word/styles.xml><?xml version="1.0" encoding="utf-8"?>
-<w:styles xmlns:mc="http://schemas.openxmlformats.org/markup-compatibility/2006" xmlns:r="http://schemas.openxmlformats.org/officeDocument/2006/relationships" xmlns:w="http://schemas.openxmlformats.org/wordprocessingml/2006/main" xmlns:w14="http://schemas.microsoft.com/office/word/2010/wordml" xmlns:w15="http://schemas.microsoft.com/office/word/2012/wordml" xmlns:w16se="http://schemas.microsoft.com/office/word/2015/wordml/symex" mc:Ignorable="w14 w15 w16se">
+<w:styles xmlns:mc="http://schemas.openxmlformats.org/markup-compatibility/2006" xmlns:r="http://schemas.openxmlformats.org/officeDocument/2006/relationships" xmlns:w="http://schemas.openxmlformats.org/wordprocessingml/2006/main" xmlns:w14="http://schemas.microsoft.com/office/word/2010/wordml" xmlns:w15="http://schemas.microsoft.com/office/word/2012/wordml" xmlns:w16cex="http://schemas.microsoft.com/office/word/2018/wordml/cex" xmlns:w16cid="http://schemas.microsoft.com/office/word/2016/wordml/cid" xmlns:w16="http://schemas.microsoft.com/office/word/2018/wordml" xmlns:w16du="http://schemas.microsoft.com/office/word/2023/wordml/word16du" xmlns:w16sdtdh="http://schemas.microsoft.com/office/word/2020/wordml/sdtdatahash" xmlns:w16sdtfl="http://schemas.microsoft.com/office/word/2024/wordml/sdtformatlock" xmlns:w16se="http://schemas.microsoft.com/office/word/2015/wordml/symex" mc:Ignorable="w14 w15 w16se w16cid w16 w16cex w16sdtdh w16sdtfl w16du">
   <w:docDefaults>
     <w:rPrDefault>
       <w:rPr>
@@ -525,7 +698,7 @@
       </w:pPr>
     </w:pPrDefault>
   </w:docDefaults>
-  <w:latentStyles w:defLockedState="0" w:defUIPriority="99" w:defSemiHidden="0" w:defUnhideWhenUsed="0" w:defQFormat="0" w:count="371">
+  <w:latentStyles w:defLockedState="0" w:defUIPriority="99" w:defSemiHidden="0" w:defUnhideWhenUsed="0" w:defQFormat="0" w:count="376">
     <w:lsdException w:name="Normal" w:uiPriority="0" w:qFormat="1"/>
     <w:lsdException w:name="heading 1" w:uiPriority="9" w:qFormat="1"/>
     <w:lsdException w:name="heading 2" w:semiHidden="1" w:uiPriority="9" w:unhideWhenUsed="1" w:qFormat="1"/>
@@ -897,6 +1070,11 @@
     <w:lsdException w:name="List Table 5 Dark Accent 6" w:uiPriority="50"/>
     <w:lsdException w:name="List Table 6 Colorful Accent 6" w:uiPriority="51"/>
     <w:lsdException w:name="List Table 7 Colorful Accent 6" w:uiPriority="52"/>
+    <w:lsdException w:name="Mention" w:semiHidden="1" w:unhideWhenUsed="1"/>
+    <w:lsdException w:name="Smart Hyperlink" w:semiHidden="1" w:unhideWhenUsed="1"/>
+    <w:lsdException w:name="Hashtag" w:semiHidden="1" w:unhideWhenUsed="1"/>
+    <w:lsdException w:name="Unresolved Mention" w:semiHidden="1" w:unhideWhenUsed="1"/>
+    <w:lsdException w:name="Smart Link" w:semiHidden="1" w:unhideWhenUsed="1"/>
   </w:latentStyles>
   <w:style w:type="paragraph" w:default="1" w:styleId="Normal">
     <w:name w:val="Normal"/>
@@ -1442,7 +1620,7 @@
 </file>
 
 <file path=word/glossary/document.xml><?xml version="1.0" encoding="utf-8"?>
-<w:glossaryDocument xmlns:wpc="http://schemas.microsoft.com/office/word/2010/wordprocessingCanvas" xmlns:cx="http://schemas.microsoft.com/office/drawing/2014/chartex" xmlns:cx1="http://schemas.microsoft.com/office/drawing/2015/9/8/chartex" xmlns:mc="http://schemas.openxmlformats.org/markup-compatibility/2006" xmlns:o="urn:schemas-microsoft-com:office:office" xmlns:r="http://schemas.openxmlformats.org/officeDocument/2006/relationships" xmlns:m="http://schemas.openxmlformats.org/officeDocument/2006/math" xmlns:v="urn:schemas-microsoft-com:vml" xmlns:wp14="http://schemas.microsoft.com/office/word/2010/wordprocessingDrawing" xmlns:wp="http://schemas.openxmlformats.org/drawingml/2006/wordprocessingDrawing" xmlns:w10="urn:schemas-microsoft-com:office:word" xmlns:w="http://schemas.openxmlformats.org/wordprocessingml/2006/main" xmlns:w14="http://schemas.microsoft.com/office/word/2010/wordml" xmlns:w15="http://schemas.microsoft.com/office/word/2012/wordml" xmlns:w16se="http://schemas.microsoft.com/office/word/2015/wordml/symex" xmlns:wpg="http://schemas.microsoft.com/office/word/2010/wordprocessingGroup" xmlns:wpi="http://schemas.microsoft.com/office/word/2010/wordprocessingInk" xmlns:wne="http://schemas.microsoft.com/office/word/2006/wordml" xmlns:wps="http://schemas.microsoft.com/office/word/2010/wordprocessingShape" mc:Ignorable="w14 w15 w16se wp14">
+<w:glossaryDocument xmlns:wpc="http://schemas.microsoft.com/office/word/2010/wordprocessingCanvas" xmlns:cx="http://schemas.microsoft.com/office/drawing/2014/chartex" xmlns:cx1="http://schemas.microsoft.com/office/drawing/2015/9/8/chartex" xmlns:cx2="http://schemas.microsoft.com/office/drawing/2015/10/21/chartex" xmlns:cx3="http://schemas.microsoft.com/office/drawing/2016/5/9/chartex" xmlns:cx4="http://schemas.microsoft.com/office/drawing/2016/5/10/chartex" xmlns:cx5="http://schemas.microsoft.com/office/drawing/2016/5/11/chartex" xmlns:cx6="http://schemas.microsoft.com/office/drawing/2016/5/12/chartex" xmlns:cx7="http://schemas.microsoft.com/office/drawing/2016/5/13/chartex" xmlns:cx8="http://schemas.microsoft.com/office/drawing/2016/5/14/chartex" xmlns:mc="http://schemas.openxmlformats.org/markup-compatibility/2006" xmlns:aink="http://schemas.microsoft.com/office/drawing/2016/ink" xmlns:am3d="http://schemas.microsoft.com/office/drawing/2017/model3d" xmlns:o="urn:schemas-microsoft-com:office:office" xmlns:oel="http://schemas.microsoft.com/office/2019/extlst" xmlns:r="http://schemas.openxmlformats.org/officeDocument/2006/relationships" xmlns:m="http://schemas.openxmlformats.org/officeDocument/2006/math" xmlns:v="urn:schemas-microsoft-com:vml" xmlns:wp14="http://schemas.microsoft.com/office/word/2010/wordprocessingDrawing" xmlns:wp="http://schemas.openxmlformats.org/drawingml/2006/wordprocessingDrawing" xmlns:w10="urn:schemas-microsoft-com:office:word" xmlns:w="http://schemas.openxmlformats.org/wordprocessingml/2006/main" xmlns:w14="http://schemas.microsoft.com/office/word/2010/wordml" xmlns:w15="http://schemas.microsoft.com/office/word/2012/wordml" xmlns:w16cex="http://schemas.microsoft.com/office/word/2018/wordml/cex" xmlns:w16cid="http://schemas.microsoft.com/office/word/2016/wordml/cid" xmlns:w16="http://schemas.microsoft.com/office/word/2018/wordml" xmlns:w16du="http://schemas.microsoft.com/office/word/2023/wordml/word16du" xmlns:w16sdtdh="http://schemas.microsoft.com/office/word/2020/wordml/sdtdatahash" xmlns:w16sdtfl="http://schemas.microsoft.com/office/word/2024/wordml/sdtformatlock" xmlns:w16se="http://schemas.microsoft.com/office/word/2015/wordml/symex" xmlns:wpg="http://schemas.microsoft.com/office/word/2010/wordprocessingGroup" xmlns:wpi="http://schemas.microsoft.com/office/word/2010/wordprocessingInk" xmlns:wne="http://schemas.microsoft.com/office/word/2006/wordml" xmlns:wps="http://schemas.microsoft.com/office/word/2010/wordprocessingShape" mc:Ignorable="w14 w15 w16se w16cid w16 w16cex w16sdtdh w16sdtfl w16du wp14">
   <w:docParts>
     <w:docPart>
       <w:docPartPr>
@@ -1623,7 +1801,7 @@
 </file>
 
 <file path=word/glossary/fontTable.xml><?xml version="1.0" encoding="utf-8"?>
-<w:fonts xmlns:mc="http://schemas.openxmlformats.org/markup-compatibility/2006" xmlns:r="http://schemas.openxmlformats.org/officeDocument/2006/relationships" xmlns:w="http://schemas.openxmlformats.org/wordprocessingml/2006/main" xmlns:w14="http://schemas.microsoft.com/office/word/2010/wordml" xmlns:w15="http://schemas.microsoft.com/office/word/2012/wordml" xmlns:w16se="http://schemas.microsoft.com/office/word/2015/wordml/symex" mc:Ignorable="w14 w15 w16se">
+<w:fonts xmlns:mc="http://schemas.openxmlformats.org/markup-compatibility/2006" xmlns:r="http://schemas.openxmlformats.org/officeDocument/2006/relationships" xmlns:w="http://schemas.openxmlformats.org/wordprocessingml/2006/main" xmlns:w14="http://schemas.microsoft.com/office/word/2010/wordml" xmlns:w15="http://schemas.microsoft.com/office/word/2012/wordml" xmlns:w16cex="http://schemas.microsoft.com/office/word/2018/wordml/cex" xmlns:w16cid="http://schemas.microsoft.com/office/word/2016/wordml/cid" xmlns:w16="http://schemas.microsoft.com/office/word/2018/wordml" xmlns:w16du="http://schemas.microsoft.com/office/word/2023/wordml/word16du" xmlns:w16sdtdh="http://schemas.microsoft.com/office/word/2020/wordml/sdtdatahash" xmlns:w16sdtfl="http://schemas.microsoft.com/office/word/2024/wordml/sdtformatlock" xmlns:w16se="http://schemas.microsoft.com/office/word/2015/wordml/symex" mc:Ignorable="w14 w15 w16se w16cid w16 w16cex w16sdtdh w16sdtfl w16du">
   <w:font w:name="Calibri">
     <w:panose1 w:val="020F0502020204030204"/>
     <w:charset w:val="00"/>
@@ -1656,9 +1834,10 @@
 </file>
 
 <file path=word/glossary/settings.xml><?xml version="1.0" encoding="utf-8"?>
-<w:settings xmlns:mc="http://schemas.openxmlformats.org/markup-compatibility/2006" xmlns:o="urn:schemas-microsoft-com:office:office" xmlns:r="http://schemas.openxmlformats.org/officeDocument/2006/relationships" xmlns:m="http://schemas.openxmlformats.org/officeDocument/2006/math" xmlns:v="urn:schemas-microsoft-com:vml" xmlns:w10="urn:schemas-microsoft-com:office:word" xmlns:w="http://schemas.openxmlformats.org/wordprocessingml/2006/main" xmlns:w14="http://schemas.microsoft.com/office/word/2010/wordml" xmlns:w15="http://schemas.microsoft.com/office/word/2012/wordml" xmlns:w16se="http://schemas.microsoft.com/office/word/2015/wordml/symex" xmlns:sl="http://schemas.openxmlformats.org/schemaLibrary/2006/main" mc:Ignorable="w14 w15 w16se">
+<w:settings xmlns:mc="http://schemas.openxmlformats.org/markup-compatibility/2006" xmlns:o="urn:schemas-microsoft-com:office:office" xmlns:r="http://schemas.openxmlformats.org/officeDocument/2006/relationships" xmlns:m="http://schemas.openxmlformats.org/officeDocument/2006/math" xmlns:v="urn:schemas-microsoft-com:vml" xmlns:w10="urn:schemas-microsoft-com:office:word" xmlns:w="http://schemas.openxmlformats.org/wordprocessingml/2006/main" xmlns:w14="http://schemas.microsoft.com/office/word/2010/wordml" xmlns:w15="http://schemas.microsoft.com/office/word/2012/wordml" xmlns:w16cex="http://schemas.microsoft.com/office/word/2018/wordml/cex" xmlns:w16cid="http://schemas.microsoft.com/office/word/2016/wordml/cid" xmlns:w16="http://schemas.microsoft.com/office/word/2018/wordml" xmlns:w16du="http://schemas.microsoft.com/office/word/2023/wordml/word16du" xmlns:w16sdtdh="http://schemas.microsoft.com/office/word/2020/wordml/sdtdatahash" xmlns:w16sdtfl="http://schemas.microsoft.com/office/word/2024/wordml/sdtformatlock" xmlns:w16se="http://schemas.microsoft.com/office/word/2015/wordml/symex" xmlns:sl="http://schemas.openxmlformats.org/schemaLibrary/2006/main" mc:Ignorable="w14 w15 w16se w16cid w16 w16cex w16sdtdh w16sdtfl w16du">
   <w:view w:val="normal"/>
   <w:defaultTabStop w:val="720"/>
+  <w:hyphenationZone w:val="425"/>
   <w:characterSpacingControl w:val="doNotCompress"/>
   <w:compat>
     <w:useFELayout/>
@@ -1667,9 +1846,13 @@
     <w:compatSetting w:name="enableOpenTypeFeatures" w:uri="http://schemas.microsoft.com/office/word" w:val="1"/>
     <w:compatSetting w:name="doNotFlipMirrorIndents" w:uri="http://schemas.microsoft.com/office/word" w:val="1"/>
     <w:compatSetting w:name="differentiateMultirowTableHeaders" w:uri="http://schemas.microsoft.com/office/word" w:val="1"/>
+    <w:compatSetting w:name="useWord2013TrackBottomHyphenation" w:uri="http://schemas.microsoft.com/office/word" w:val="1"/>
   </w:compat>
   <w:rsids>
     <w:rsidRoot w:val="00B150C5"/>
+    <w:rsid w:val="00042036"/>
+    <w:rsid w:val="002A42CD"/>
+    <w:rsid w:val="00831D8A"/>
     <w:rsid w:val="00B150C5"/>
     <w:rsid w:val="00DD47F0"/>
   </w:rsids>
@@ -1688,14 +1871,14 @@
   </m:mathPr>
   <w:themeFontLang w:val="en-US"/>
   <w:clrSchemeMapping w:bg1="light1" w:t1="dark1" w:bg2="light2" w:t2="dark2" w:accent1="accent1" w:accent2="accent2" w:accent3="accent3" w:accent4="accent4" w:accent5="accent5" w:accent6="accent6" w:hyperlink="hyperlink" w:followedHyperlink="followedHyperlink"/>
-  <w:decimalSymbol w:val="."/>
-  <w:listSeparator w:val=","/>
+  <w:decimalSymbol w:val=","/>
+  <w:listSeparator w:val=";"/>
   <w15:chartTrackingRefBased/>
 </w:settings>
 </file>
 
 <file path=word/glossary/styles.xml><?xml version="1.0" encoding="utf-8"?>
-<w:styles xmlns:mc="http://schemas.openxmlformats.org/markup-compatibility/2006" xmlns:r="http://schemas.openxmlformats.org/officeDocument/2006/relationships" xmlns:w="http://schemas.openxmlformats.org/wordprocessingml/2006/main" xmlns:w14="http://schemas.microsoft.com/office/word/2010/wordml" xmlns:w15="http://schemas.microsoft.com/office/word/2012/wordml" xmlns:w16se="http://schemas.microsoft.com/office/word/2015/wordml/symex" mc:Ignorable="w14 w15 w16se">
+<w:styles xmlns:mc="http://schemas.openxmlformats.org/markup-compatibility/2006" xmlns:r="http://schemas.openxmlformats.org/officeDocument/2006/relationships" xmlns:w="http://schemas.openxmlformats.org/wordprocessingml/2006/main" xmlns:w14="http://schemas.microsoft.com/office/word/2010/wordml" xmlns:w15="http://schemas.microsoft.com/office/word/2012/wordml" xmlns:w16cex="http://schemas.microsoft.com/office/word/2018/wordml/cex" xmlns:w16cid="http://schemas.microsoft.com/office/word/2016/wordml/cid" xmlns:w16="http://schemas.microsoft.com/office/word/2018/wordml" xmlns:w16du="http://schemas.microsoft.com/office/word/2023/wordml/word16du" xmlns:w16sdtdh="http://schemas.microsoft.com/office/word/2020/wordml/sdtdatahash" xmlns:w16sdtfl="http://schemas.microsoft.com/office/word/2024/wordml/sdtformatlock" xmlns:w16se="http://schemas.microsoft.com/office/word/2015/wordml/symex" mc:Ignorable="w14 w15 w16se w16cid w16 w16cex w16sdtdh w16sdtfl w16du">
   <w:docDefaults>
     <w:rPrDefault>
       <w:rPr>
@@ -1711,7 +1894,7 @@
       </w:pPr>
     </w:pPrDefault>
   </w:docDefaults>
-  <w:latentStyles w:defLockedState="0" w:defUIPriority="99" w:defSemiHidden="0" w:defUnhideWhenUsed="0" w:defQFormat="0" w:count="371">
+  <w:latentStyles w:defLockedState="0" w:defUIPriority="99" w:defSemiHidden="0" w:defUnhideWhenUsed="0" w:defQFormat="0" w:count="376">
     <w:lsdException w:name="Normal" w:uiPriority="0" w:qFormat="1"/>
     <w:lsdException w:name="heading 1" w:uiPriority="9" w:qFormat="1"/>
     <w:lsdException w:name="heading 2" w:semiHidden="1" w:uiPriority="9" w:unhideWhenUsed="1" w:qFormat="1"/>
@@ -2083,6 +2266,11 @@
     <w:lsdException w:name="List Table 5 Dark Accent 6" w:uiPriority="50"/>
     <w:lsdException w:name="List Table 6 Colorful Accent 6" w:uiPriority="51"/>
     <w:lsdException w:name="List Table 7 Colorful Accent 6" w:uiPriority="52"/>
+    <w:lsdException w:name="Mention" w:semiHidden="1" w:unhideWhenUsed="1"/>
+    <w:lsdException w:name="Smart Hyperlink" w:semiHidden="1" w:unhideWhenUsed="1"/>
+    <w:lsdException w:name="Hashtag" w:semiHidden="1" w:unhideWhenUsed="1"/>
+    <w:lsdException w:name="Unresolved Mention" w:semiHidden="1" w:unhideWhenUsed="1"/>
+    <w:lsdException w:name="Smart Link" w:semiHidden="1" w:unhideWhenUsed="1"/>
   </w:latentStyles>
   <w:style w:type="paragraph" w:default="1" w:styleId="Normal">
     <w:name w:val="Normal"/>
@@ -2150,7 +2338,7 @@
 </file>
 
 <file path=word/glossary/webSettings.xml><?xml version="1.0" encoding="utf-8"?>
-<w:webSettings xmlns:mc="http://schemas.openxmlformats.org/markup-compatibility/2006" xmlns:r="http://schemas.openxmlformats.org/officeDocument/2006/relationships" xmlns:w="http://schemas.openxmlformats.org/wordprocessingml/2006/main" xmlns:w14="http://schemas.microsoft.com/office/word/2010/wordml" xmlns:w15="http://schemas.microsoft.com/office/word/2012/wordml" xmlns:w16se="http://schemas.microsoft.com/office/word/2015/wordml/symex" mc:Ignorable="w14 w15 w16se">
+<w:webSettings xmlns:mc="http://schemas.openxmlformats.org/markup-compatibility/2006" xmlns:r="http://schemas.openxmlformats.org/officeDocument/2006/relationships" xmlns:w="http://schemas.openxmlformats.org/wordprocessingml/2006/main" xmlns:w14="http://schemas.microsoft.com/office/word/2010/wordml" xmlns:w15="http://schemas.microsoft.com/office/word/2012/wordml" xmlns:w16cex="http://schemas.microsoft.com/office/word/2018/wordml/cex" xmlns:w16cid="http://schemas.microsoft.com/office/word/2016/wordml/cid" xmlns:w16="http://schemas.microsoft.com/office/word/2018/wordml" xmlns:w16du="http://schemas.microsoft.com/office/word/2023/wordml/word16du" xmlns:w16sdtdh="http://schemas.microsoft.com/office/word/2020/wordml/sdtdatahash" xmlns:w16sdtfl="http://schemas.microsoft.com/office/word/2024/wordml/sdtformatlock" xmlns:w16se="http://schemas.microsoft.com/office/word/2015/wordml/symex" mc:Ignorable="w14 w15 w16se w16cid w16 w16cex w16sdtdh w16sdtfl w16du">
   <w:optimizeForBrowser/>
   <w:allowPNG/>
 </w:webSettings>
